--- a/docs/TaktOS_User_Reference.docx
+++ b/docs/TaktOS_User_Reference.docx
@@ -820,7 +820,7 @@
           <w:sz w:val="18"/>
           <w:szCs w:val="18"/>
         </w:rPr>
-        <w:t xml:space="preserve">    TaktOSInit(SystemCoreClock, 1000u, TAKTOS_TICK_CLOCK_PROCESSOR);</w:t>
+        <w:t xml:space="preserve">    TaktOSInit(SystemCoreClock, 1000u, TAKTOS_TICK_CLOCK_PROCESSOR, 0u);</w:t>
       </w:r>
     </w:p>
     <w:p>
@@ -984,7 +984,7 @@
           <w:sz w:val="18"/>
           <w:szCs w:val="18"/>
         </w:rPr>
-        <w:t xml:space="preserve">    TaktOSInit(SystemCoreClock, 1000u, TAKTOS_TICK_CLOCK_PROCESSOR);</w:t>
+        <w:t xml:space="preserve">    TaktOSInit(SystemCoreClock, 1000u, TAKTOS_TICK_CLOCK_PROCESSOR, 0u);</w:t>
       </w:r>
     </w:p>
     <w:p>
@@ -1677,7 +1677,7 @@
           <w:sz w:val="18"/>
           <w:szCs w:val="18"/>
         </w:rPr>
-        <w:t xml:space="preserve">TaktOSErr_t TaktOSInit(uint32_t KernClockHz, uint32_t TickHz, TaktOSTickClockSrc_t TickClockSrc);</w:t>
+        <w:t xml:space="preserve">TaktOSErr_t TaktOSInit(uint32_t KernClockHz, uint32_t TickHz, TaktOSTickClockSrc_t TickClockSrc, uintptr_t HandlerBaseAddr);</w:t>
       </w:r>
     </w:p>
     <w:p>
@@ -1969,6 +1969,73 @@
               </w:rPr>
               <w:t xml:space="preserve">TAKTOS_TICK_CLOCK_PROCESSOR — SysTick driven from CPU clock.
 TAKTOS_TICK_CLOCK_REFERENCE — SysTick driven from reference clock.</w:t>
+            </w:r>
+          </w:p>
+        </w:tc>
+      </w:tr>
+      <w:tr>
+        <w:trPr>
+          <w:tblHeader w:val="false"/>
+        </w:trPr>
+        <w:tc>
+          <w:tcPr>
+            <w:tcW w:type="dxa" w:w="2600"/>
+            <w:tcBorders>
+              <w:top w:val="single" w:color="CCCCCC" w:sz="1"/>
+              <w:left w:val="single" w:color="CCCCCC" w:sz="1"/>
+              <w:bottom w:val="single" w:color="CCCCCC" w:sz="1"/>
+              <w:right w:val="single" w:color="CCCCCC" w:sz="1"/>
+            </w:tcBorders>
+            <w:shd w:fill="F5F8FF" w:val="clear"/>
+            <w:tcMar>
+              <w:top w:type="dxa" w:w="60"/>
+              <w:left w:type="dxa" w:w="120"/>
+              <w:bottom w:type="dxa" w:w="60"/>
+              <w:right w:type="dxa" w:w="120"/>
+            </w:tcMar>
+          </w:tcPr>
+          <w:p>
+            <w:r>
+              <w:rPr>
+                <w:rFonts w:ascii="Courier New" w:cs="Courier New" w:eastAsia="Courier New" w:hAnsi="Courier New"/>
+                <w:b w:val="false"/>
+                <w:bCs w:val="false"/>
+                <w:color w:val="1F3A6E"/>
+                <w:sz w:val="18"/>
+                <w:szCs w:val="18"/>
+              </w:rPr>
+              <w:t xml:space="preserve">HandlerBaseAddr</w:t>
+            </w:r>
+          </w:p>
+        </w:tc>
+        <w:tc>
+          <w:tcPr>
+            <w:tcW w:type="dxa" w:w="6760"/>
+            <w:tcBorders>
+              <w:top w:val="single" w:color="CCCCCC" w:sz="1"/>
+              <w:left w:val="single" w:color="CCCCCC" w:sz="1"/>
+              <w:bottom w:val="single" w:color="CCCCCC" w:sz="1"/>
+              <w:right w:val="single" w:color="CCCCCC" w:sz="1"/>
+            </w:tcBorders>
+            <w:shd w:fill="FFFFFF" w:val="clear"/>
+            <w:tcMar>
+              <w:top w:type="dxa" w:w="60"/>
+              <w:left w:type="dxa" w:w="120"/>
+              <w:bottom w:type="dxa" w:w="60"/>
+              <w:right w:type="dxa" w:w="120"/>
+            </w:tcMar>
+          </w:tcPr>
+          <w:p>
+            <w:r>
+              <w:rPr>
+                <w:rFonts w:ascii="Arial" w:cs="Arial" w:eastAsia="Arial" w:hAnsi="Arial"/>
+                <w:b w:val="false"/>
+                <w:bCs w:val="false"/>
+                <w:color w:val="111111"/>
+                <w:sz w:val="18"/>
+                <w:szCs w:val="18"/>
+              </w:rPr>
+              <w:t xml:space="preserve">Architecture-defined exception / trap handler base address. ARM: base of the application-owned RAM vector table to install; pass 0 to keep the statically-linked default handlers. RISC-V: trap base (mtvec) when the port uses one; pass 0 to keep the port default.</w:t>
             </w:r>
           </w:p>
         </w:tc>
@@ -5557,7 +5624,7 @@
         <w:spacing w:after="60" w:before="60"/>
       </w:pPr>
       <w:r>
-        <w:t xml:space="preserve">TaktOS counting semaphore. m_count is an atomic int32_t: positive = tokens available; zero = empty, no waiters; negative = |m_count| waiters blocked. Give on the no-waiter fast path completes without taking PRIMASK.</w:t>
+        <w:t xml:space="preserve">TaktOS counting semaphore. Count holds the current token count and MaxCount sets the ceiling (1 = binary). Blocked takers wait in a priority-ordered wait list. All operations are serialized by TaktOSEnterCritical(); the fast path (no contention) is force-inlined when TAKT_INLINE_OPTIMIZATION is defined.</w:t>
       </w:r>
     </w:p>
     <w:p>
@@ -6315,7 +6382,7 @@
         <w:spacing w:after="60" w:before="60"/>
       </w:pPr>
       <w:r>
-        <w:t xml:space="preserve">Binary mutex with priority inheritance (PI). m_owner is an atomic Tcb* — NULL = unlocked, pointer = locked by that task. Uncontended acquire is a single LDREX/STREX with no PRIMASK. PI boosts the owner's priority to the highest waiting caller's priority until unlock.</w:t>
+        <w:t xml:space="preserve">Binary ownership mutex. pOwner is a TaktOSThread_t * — NULL = unlocked, non-NULL = locked by that thread. Blocked lockers wait in a priority-ordered wait list; on unlock, ownership transfers to the highest-priority waiter. All operations are serialized by TaktOSEnterCritical(). Priority inheritance is not implemented in v1.0 (the OwnerBasePri field in TaktOSMutex_t is reserved for a future release).</w:t>
       </w:r>
     </w:p>
     <w:p>
@@ -6696,7 +6763,7 @@
                 <w:sz w:val="18"/>
                 <w:szCs w:val="18"/>
               </w:rPr>
-              <w:t xml:space="preserve">Acquire. Fast path: LDREX/STREX, no PRIMASK. Slow path: block + PI boost on holder. bBlocking=false returns TAKTOS_ERR_BUSY immediately if held.</w:t>
+              <w:t xml:space="preserve">Acquire. If free, records caller as owner and returns immediately. If held: bBlocking=false returns TAKTOS_ERR_BUSY; otherwise the caller blocks in a priority-ordered wait list for up to TimeoutTicks. All paths run inside a critical section.</w:t>
             </w:r>
           </w:p>
         </w:tc>
@@ -6794,7 +6861,7 @@
                 <w:sz w:val="18"/>
                 <w:szCs w:val="18"/>
               </w:rPr>
-              <w:t xml:space="preserve">Release. Must be called by the owning thread only. Restores holder's original priority. Transfers ownership to highest-priority waiter if any.</w:t>
+              <w:t xml:space="preserve">Release. Must be called by the owning thread only. Transfers ownership to the highest-priority waiter if any; otherwise marks the mutex unlocked.</w:t>
             </w:r>
           </w:p>
         </w:tc>
@@ -6941,7 +7008,7 @@
         <w:spacing w:after="60" w:before="60"/>
       </w:pPr>
       <w:r>
-        <w:t xml:space="preserve">Fixed-size ring buffer backed by a lock-free CFifo. All items are the same size, set at Init(). PRIMASK-protected ring buffer. Direct pMsg handoff: when a sender blocks on a full queue, an arriving receiver copies from the sender's buffer directly, bypassing the ring. Symmetric for blocked receivers.</w:t>
+        <w:t xml:space="preserve">Fixed-size ring buffer. Items are all the same size, set at Init(). Enqueue and dequeue use direct byte pointers (pWrite, pRead) with a free-slot counter (Avail); all operations are serialized by TaktOSEnterCritical(). Direct pMsg handoff: when a sender blocks on a full queue, an arriving receiver copies from the sender's buffer directly, bypassing the ring. Symmetric for blocked receivers.</w:t>
       </w:r>
     </w:p>
     <w:p>
@@ -8923,7 +8990,7 @@
                 <w:sz w:val="18"/>
                 <w:szCs w:val="18"/>
               </w:rPr>
-              <w:t xml:space="preserve">Enable fully-inlined semaphore and queue hot paths via static inline. Required for maximum benchmark throughput. May conflict with some linker/coverage configurations.</w:t>
+              <w:t xml:space="preserve">Enable fully-inlined semaphore and queue fast paths (TAKT_ALWAYS_INLINE on TaktOSSemGive/Take, TaktQueueSend/Receive). Measured impact on Thread-Metric steady-state: TM6 +17% / TM7 +34% (nRF52832 M4), TM6 +24% / TM7 +39% (nRF54L15 M33). Disable for certification MC/DC builds or coverage configurations.</w:t>
             </w:r>
           </w:p>
         </w:tc>

--- a/docs/TaktOS_User_Reference.docx
+++ b/docs/TaktOS_User_Reference.docx
@@ -59,7 +59,7 @@
           <w:sz w:val="24"/>
           <w:szCs w:val="24"/>
         </w:rPr>
-        <w:t xml:space="preserve">ARM Cortex-M4 / M33 / M7 / M0  +  RISC-V RV32</w:t>
+        <w:t xml:space="preserve">ARM Cortex-M4 / M33 / M7 / M0</w:t>
       </w:r>
     </w:p>
     <w:p>
@@ -363,7 +363,7 @@
                 <w:sz w:val="18"/>
                 <w:szCs w:val="18"/>
               </w:rPr>
-              <w:t xml:space="preserve">Cortex-M0/M4/M7/M33/M55, RISC-V RV32IMAC, ESP32-C3.</w:t>
+              <w:t xml:space="preserve">Cortex-M0/M4/M7/M33/M55.  (RISC-V RV32 port planned.)</w:t>
             </w:r>
           </w:p>
         </w:tc>
@@ -1073,7 +1073,7 @@
         <w:t xml:space="preserve">NOTE  </w:t>
       </w:r>
       <w:r>
-        <w:t xml:space="preserve">Include paths differ by target. Add ARM/include/ or RISCV/rv32/include/ but not both. The compiler resolves TaktKernelCore.h and TaktOSCriticalSection.h to the correct implementation automatically.</w:t>
+        <w:t xml:space="preserve">Include paths differ by target. Add ARM/include/ plus the per-variant ARM/cm*/ path. The compiler resolves TaktKernelCore.h and TaktOSCriticalSection.h to the correct implementation automatically.</w:t>
       </w:r>
     </w:p>
     <w:p>
@@ -1466,140 +1466,6 @@
                 <w:sz w:val="18"/>
                 <w:szCs w:val="18"/>
               </w:rPr>
-              <w:t xml:space="preserve">Include: RISC-V</w:t>
-            </w:r>
-          </w:p>
-        </w:tc>
-        <w:tc>
-          <w:tcPr>
-            <w:tcW w:type="dxa" w:w="6760"/>
-            <w:tcBorders>
-              <w:top w:val="single" w:color="CCCCCC" w:sz="1"/>
-              <w:left w:val="single" w:color="CCCCCC" w:sz="1"/>
-              <w:bottom w:val="single" w:color="CCCCCC" w:sz="1"/>
-              <w:right w:val="single" w:color="CCCCCC" w:sz="1"/>
-            </w:tcBorders>
-            <w:shd w:fill="FFFFFF" w:val="clear"/>
-            <w:tcMar>
-              <w:top w:type="dxa" w:w="60"/>
-              <w:left w:type="dxa" w:w="120"/>
-              <w:bottom w:type="dxa" w:w="60"/>
-              <w:right w:type="dxa" w:w="120"/>
-            </w:tcMar>
-          </w:tcPr>
-          <w:p>
-            <w:r>
-              <w:rPr>
-                <w:rFonts w:ascii="Arial" w:cs="Arial" w:eastAsia="Arial" w:hAnsi="Arial"/>
-                <w:b w:val="false"/>
-                <w:bCs w:val="false"/>
-                <w:color w:val="111111"/>
-                <w:sz w:val="18"/>
-                <w:szCs w:val="18"/>
-              </w:rPr>
-              <w:t xml:space="preserve">RISCV/rv32/include/    RISCV/rv32/</w:t>
-            </w:r>
-          </w:p>
-        </w:tc>
-      </w:tr>
-      <w:tr>
-        <w:trPr>
-          <w:tblHeader w:val="false"/>
-        </w:trPr>
-        <w:tc>
-          <w:tcPr>
-            <w:tcW w:type="dxa" w:w="2600"/>
-            <w:tcBorders>
-              <w:top w:val="single" w:color="CCCCCC" w:sz="1"/>
-              <w:left w:val="single" w:color="CCCCCC" w:sz="1"/>
-              <w:bottom w:val="single" w:color="CCCCCC" w:sz="1"/>
-              <w:right w:val="single" w:color="CCCCCC" w:sz="1"/>
-            </w:tcBorders>
-            <w:shd w:fill="F5F8FF" w:val="clear"/>
-            <w:tcMar>
-              <w:top w:type="dxa" w:w="60"/>
-              <w:left w:type="dxa" w:w="120"/>
-              <w:bottom w:type="dxa" w:w="60"/>
-              <w:right w:type="dxa" w:w="120"/>
-            </w:tcMar>
-          </w:tcPr>
-          <w:p>
-            <w:r>
-              <w:rPr>
-                <w:rFonts w:ascii="Courier New" w:cs="Courier New" w:eastAsia="Courier New" w:hAnsi="Courier New"/>
-                <w:b w:val="false"/>
-                <w:bCs w:val="false"/>
-                <w:color w:val="1F3A6E"/>
-                <w:sz w:val="18"/>
-                <w:szCs w:val="18"/>
-              </w:rPr>
-              <w:t xml:space="preserve">Include: ESP32-C3</w:t>
-            </w:r>
-          </w:p>
-        </w:tc>
-        <w:tc>
-          <w:tcPr>
-            <w:tcW w:type="dxa" w:w="6760"/>
-            <w:tcBorders>
-              <w:top w:val="single" w:color="CCCCCC" w:sz="1"/>
-              <w:left w:val="single" w:color="CCCCCC" w:sz="1"/>
-              <w:bottom w:val="single" w:color="CCCCCC" w:sz="1"/>
-              <w:right w:val="single" w:color="CCCCCC" w:sz="1"/>
-            </w:tcBorders>
-            <w:shd w:fill="FFFFFF" w:val="clear"/>
-            <w:tcMar>
-              <w:top w:type="dxa" w:w="60"/>
-              <w:left w:type="dxa" w:w="120"/>
-              <w:bottom w:type="dxa" w:w="60"/>
-              <w:right w:type="dxa" w:w="120"/>
-            </w:tcMar>
-          </w:tcPr>
-          <w:p>
-            <w:r>
-              <w:rPr>
-                <w:rFonts w:ascii="Arial" w:cs="Arial" w:eastAsia="Arial" w:hAnsi="Arial"/>
-                <w:b w:val="false"/>
-                <w:bCs w:val="false"/>
-                <w:color w:val="111111"/>
-                <w:sz w:val="18"/>
-                <w:szCs w:val="18"/>
-              </w:rPr>
-              <w:t xml:space="preserve">RISCV/esp32c3/include/    RISCV/esp32c3/src/</w:t>
-            </w:r>
-          </w:p>
-        </w:tc>
-      </w:tr>
-      <w:tr>
-        <w:trPr>
-          <w:tblHeader w:val="false"/>
-        </w:trPr>
-        <w:tc>
-          <w:tcPr>
-            <w:tcW w:type="dxa" w:w="2600"/>
-            <w:tcBorders>
-              <w:top w:val="single" w:color="CCCCCC" w:sz="1"/>
-              <w:left w:val="single" w:color="CCCCCC" w:sz="1"/>
-              <w:bottom w:val="single" w:color="CCCCCC" w:sz="1"/>
-              <w:right w:val="single" w:color="CCCCCC" w:sz="1"/>
-            </w:tcBorders>
-            <w:shd w:fill="F5F8FF" w:val="clear"/>
-            <w:tcMar>
-              <w:top w:type="dxa" w:w="60"/>
-              <w:left w:type="dxa" w:w="120"/>
-              <w:bottom w:type="dxa" w:w="60"/>
-              <w:right w:type="dxa" w:w="120"/>
-            </w:tcMar>
-          </w:tcPr>
-          <w:p>
-            <w:r>
-              <w:rPr>
-                <w:rFonts w:ascii="Courier New" w:cs="Courier New" w:eastAsia="Courier New" w:hAnsi="Courier New"/>
-                <w:b w:val="false"/>
-                <w:bCs w:val="false"/>
-                <w:color w:val="1F3A6E"/>
-                <w:sz w:val="18"/>
-                <w:szCs w:val="18"/>
-              </w:rPr>
               <w:t xml:space="preserve">Optimization</w:t>
             </w:r>
           </w:p>
@@ -2035,7 +1901,7 @@
                 <w:sz w:val="18"/>
                 <w:szCs w:val="18"/>
               </w:rPr>
-              <w:t xml:space="preserve">Architecture-defined exception / trap handler base address. ARM: base of the application-owned RAM vector table to install; pass 0 to keep the statically-linked default handlers. RISC-V: trap base (mtvec) when the port uses one; pass 0 to keep the port default.</w:t>
+              <w:t xml:space="preserve">Architecture-defined exception handler base address. ARM: base of the application-owned RAM vector table to install; pass 0 to keep the statically-linked default handlers.</w:t>
             </w:r>
           </w:p>
         </w:tc>
@@ -10234,7 +10100,7 @@
                 <w:sz w:val="18"/>
                 <w:szCs w:val="18"/>
               </w:rPr>
-              <w:t xml:space="preserve">TaktOS owns only the tick interrupt (SysTick / CLINT) and the context-switch interrupt (PendSV / MSIP).</w:t>
+              <w:t xml:space="preserve">TaktOS owns only the tick interrupt (SysTick) and the context-switch interrupt (PendSV).</w:t>
             </w:r>
           </w:p>
         </w:tc>

--- a/docs/TaktOS_User_Reference.docx
+++ b/docs/TaktOS_User_Reference.docx
@@ -536,7 +536,17 @@
           <w:rFonts w:ascii="Courier New" w:hAnsi="Courier New" w:eastAsia="Courier New"/>
           <w:sz w:val="16"/>
         </w:rPr>
-        <w:t xml:space="preserve">    TaktOSInit(SystemCoreClock, APP_TICK_HZ, TAKTOS_TICK_CLOCK_PROCESSOR, 0u);</w:t>
+        <w:t xml:space="preserve">    TaktOSCfg_t cfg = { .KernClockHz = SystemCoreClock, .TickHz = APP_TICK_HZ };</w:t>
+      </w:r>
+      <w:r>
+        <w:br/>
+      </w:r>
+      <w:r>
+        <w:rPr>
+          <w:rFonts w:ascii="Courier New" w:hAnsi="Courier New" w:eastAsia="Courier New"/>
+          <w:sz w:val="16"/>
+        </w:rPr>
+        <w:t xml:space="preserve">    TaktOSInit(&amp;cfg);</w:t>
       </w:r>
       <w:r>
         <w:br/>
@@ -793,7 +803,17 @@
           <w:rFonts w:ascii="Courier New" w:hAnsi="Courier New" w:eastAsia="Courier New"/>
           <w:sz w:val="16"/>
         </w:rPr>
-        <w:t xml:space="preserve">    TaktOSInit(SystemCoreClock, 1000u, TAKTOS_TICK_CLOCK_PROCESSOR, 0u);</w:t>
+        <w:t xml:space="preserve">    TaktOSCfg_t cfg = { .KernClockHz = SystemCoreClock };</w:t>
+      </w:r>
+      <w:r>
+        <w:br/>
+      </w:r>
+      <w:r>
+        <w:rPr>
+          <w:rFonts w:ascii="Courier New" w:hAnsi="Courier New" w:eastAsia="Courier New"/>
+          <w:sz w:val="16"/>
+        </w:rPr>
+        <w:t xml:space="preserve">    TaktOSInit(&amp;cfg);</w:t>
       </w:r>
       <w:r>
         <w:br/>
@@ -1225,7 +1245,7 @@
           <w:rFonts w:ascii="Courier New" w:hAnsi="Courier New" w:eastAsia="Courier New"/>
           <w:sz w:val="16"/>
         </w:rPr>
-        <w:t>TaktOSErr_t TaktOSInit(uint32_t KernClockHz, uint32_t TickHz,</w:t>
+        <w:t>typedef struct __TaktOSCfg {</w:t>
       </w:r>
       <w:r>
         <w:br/>
@@ -1235,7 +1255,7 @@
           <w:rFonts w:ascii="Courier New" w:hAnsi="Courier New" w:eastAsia="Courier New"/>
           <w:sz w:val="16"/>
         </w:rPr>
-        <w:t xml:space="preserve">                       TaktOSTickClockSrc_t TickClockSrc,</w:t>
+        <w:t xml:space="preserve">    uint32_t              KernClockHz;     /* Tick peripheral input clock (Hz).  REQUIRED. */</w:t>
       </w:r>
       <w:r>
         <w:br/>
@@ -1245,7 +1265,60 @@
           <w:rFonts w:ascii="Courier New" w:hAnsi="Courier New" w:eastAsia="Courier New"/>
           <w:sz w:val="16"/>
         </w:rPr>
-        <w:t xml:space="preserve">                       uintptr_t HandlerBaseAddr);</w:t>
+        <w:t xml:space="preserve">    uint32_t              TickHz;          /* Kernel tick rate.  0 =&gt; default 1000 Hz.   */</w:t>
+      </w:r>
+      <w:r>
+        <w:br/>
+      </w:r>
+      <w:r>
+        <w:rPr>
+          <w:rFonts w:ascii="Courier New" w:hAnsi="Courier New" w:eastAsia="Courier New"/>
+          <w:sz w:val="16"/>
+        </w:rPr>
+        <w:t xml:space="preserve">    TaktOSTickClockSrc_t  TickClockSrc;    /* Tick clock domain.  0 =&gt; PROCESSOR.         */</w:t>
+      </w:r>
+      <w:r>
+        <w:br/>
+      </w:r>
+      <w:r>
+        <w:rPr>
+          <w:rFonts w:ascii="Courier New" w:hAnsi="Courier New" w:eastAsia="Courier New"/>
+          <w:sz w:val="16"/>
+        </w:rPr>
+        <w:t xml:space="preserve">    uintptr_t             HandlerBaseAddr; /* Arch trap base.  0 =&gt; port default.         */</w:t>
+      </w:r>
+      <w:r>
+        <w:br/>
+      </w:r>
+      <w:r>
+        <w:rPr>
+          <w:rFonts w:ascii="Courier New" w:hAnsi="Courier New" w:eastAsia="Courier New"/>
+          <w:sz w:val="16"/>
+        </w:rPr>
+        <w:t xml:space="preserve">    uintptr_t             SoftIntAddr;     /* SW-interrupt trigger MMIO.  0 =&gt; port def.  */</w:t>
+      </w:r>
+      <w:r>
+        <w:br/>
+      </w:r>
+      <w:r>
+        <w:rPr>
+          <w:rFonts w:ascii="Courier New" w:hAnsi="Courier New" w:eastAsia="Courier New"/>
+          <w:sz w:val="16"/>
+        </w:rPr>
+        <w:t>} TaktOSCfg_t;</w:t>
+      </w:r>
+      <w:r>
+        <w:br/>
+      </w:r>
+      <w:r>
+        <w:br/>
+      </w:r>
+      <w:r>
+        <w:rPr>
+          <w:rFonts w:ascii="Courier New" w:hAnsi="Courier New" w:eastAsia="Courier New"/>
+          <w:sz w:val="16"/>
+        </w:rPr>
+        <w:t>TaktOSErr_t TaktOSInit(const TaktOSCfg_t *Cfg);</w:t>
       </w:r>
     </w:p>
     <w:tbl>
@@ -1280,7 +1353,7 @@
                 <w:b/>
                 <w:sz w:val="17"/>
               </w:rPr>
-              <w:t>Parameter</w:t>
+              <w:t>Field</w:t>
             </w:r>
           </w:p>
         </w:tc>
@@ -1385,7 +1458,7 @@
                 <w:b w:val="0"/>
                 <w:sz w:val="16"/>
               </w:rPr>
-              <w:t>Configured kernel tick rate. Typical embedded value is 1000 Hz.</w:t>
+              <w:t>Configured kernel tick rate. Typical embedded value is 1000 Hz. Field value 0 selects the documented default of 1000 Hz (TAKTOS_DEFAULT_TICK_HZ).</w:t>
             </w:r>
           </w:p>
         </w:tc>
@@ -1427,7 +1500,7 @@
                 <w:b w:val="0"/>
                 <w:sz w:val="16"/>
               </w:rPr>
-              <w:t>TAKTOS_TICK_CLOCK_PROCESSOR for processor-clock SysTick path; TAKTOS_TICK_CLOCK_REFERENCE for a divided/reference path. Non-SysTick ports may ignore it.</w:t>
+              <w:t>TAKTOS_TICK_CLOCK_PROCESSOR for processor-clock SysTick path; TAKTOS_TICK_CLOCK_REFERENCE for a divided/reference path. PROCESSOR has value 0 so a zero-initialised field naturally selects it. Non-SysTick ports may ignore it.</w:t>
             </w:r>
           </w:p>
         </w:tc>
@@ -1470,6 +1543,48 @@
                 <w:sz w:val="16"/>
               </w:rPr>
               <w:t>Architecture-defined handler table base. ARM ports use this when installing runtime handler entries into an application-owned RAM vector table. Pass 0 to use statically linked default handlers.</w:t>
+            </w:r>
+          </w:p>
+        </w:tc>
+      </w:tr>
+      <w:tr>
+        <w:tc>
+          <w:tcPr>
+            <w:tcW w:type="dxa" w:w="5184"/>
+            <w:vAlign w:val="top"/>
+          </w:tcPr>
+          <w:p>
+            <w:pPr>
+              <w:spacing w:after="0"/>
+            </w:pPr>
+            <w:r/>
+            <w:r>
+              <w:rPr>
+                <w:rFonts w:ascii="Calibri" w:hAnsi="Calibri"/>
+                <w:b w:val="0"/>
+                <w:sz w:val="16"/>
+              </w:rPr>
+              <w:t>SoftIntAddr</w:t>
+            </w:r>
+          </w:p>
+        </w:tc>
+        <w:tc>
+          <w:tcPr>
+            <w:tcW w:type="dxa" w:w="5184"/>
+            <w:vAlign w:val="top"/>
+          </w:tcPr>
+          <w:p>
+            <w:pPr>
+              <w:spacing w:after="0"/>
+            </w:pPr>
+            <w:r/>
+            <w:r>
+              <w:rPr>
+                <w:rFonts w:ascii="Calibri" w:hAnsi="Calibri"/>
+                <w:b w:val="0"/>
+                <w:sz w:val="16"/>
+              </w:rPr>
+              <w:t>MMIO address of the deferred context-switch trigger register. ARM Cortex-M ports ignore this (the SCB ICSR is architecturally fixed). RISC-V ports write 1 to this address from TaktOSCtxSwitch() — pass the CLINT MSIP base (0x02000000 on most spec-compliant chips, 0xD1000000 on GD32VF103), or the chip-specific software-interrupt register on non-CLINT chips (0x600C00D8 on ESP32-C3). Field value 0 selects the port’s TAKT_DEFAULT_SOFT_INT_ADDR (RV32 = 0x02000000).</w:t>
             </w:r>
           </w:p>
         </w:tc>
